--- a/ASSESSMENT_3_REPORT.docx
+++ b/ASSESSMENT_3_REPORT.docx
@@ -1050,7 +1050,7 @@
     </w:p>
     <w:p>
       <w:r>
-        <w:t>Run npm ci and npm run check from the folder containing package.json, then npm run dev. The project uses Node.js 22.19 or newer. Browser tests run with npm run test:e2e after a production build and a Playwright Chromium install. The Docker Compose and Dockerfile structure was checked, but Docker could not be run in this environment. The requested public GitHub repository and its commit are identified in GITHUB_REFERENCE.txt. The student still needs to record the three to eight minute video with face, voice and student ID, and submit the editable report through the similarity system.</w:t>
+        <w:t>Run npm ci and npm run check from the folder containing package.json, then npm run dev. The project uses Node.js 22.19 or newer. Browser tests run with npm run test:e2e after a production build and a Playwright Chromium install. The Docker Compose and Dockerfile structure was checked locally. GitHub Actions run 36846688654 built and ran the Docker image and passed its /health check; its application and browser jobs also passed. The requested public GitHub repository and its commit are identified in GITHUB_REFERENCE.txt. The student still needs to record the three to eight minute video with face, voice and student ID, and submit the editable report through the similarity system.</w:t>
       </w:r>
     </w:p>
     <w:sectPr>
